--- a/backend/src/templates/incentivo-esporte/anexo-xvii.docx
+++ b/backend/src/templates/incentivo-esporte/anexo-xvii.docx
@@ -200,7 +200,7 @@
           <w:sz w:val="24"/>
           <w:szCs w:val="24"/>
         </w:rPr>
-        <w:t>Eu {declarante_nome}, abaixo assinado (a), portador (a) do RG {declarante_rg} e do CPF {declarante_cpf}, proponente de projeto protocolado no Programa Municipal de Incentivo ao Esporte de Curitiba para execução em 2027, declaro que tenho vínculo federativo como {papel} (atleta/paratleta/técnico (a)) com {entidade}, sediado (a) na cidade de {cidade}.</w:t>
+        <w:t>Eu {declarante_nome}, abaixo assinado (a), portador (a) do RG {declarante_rg} e do CPF {declarante_cpf}, proponente de projeto protocolado no Programa Municipal de Incentivo ao Esporte de Curitiba para execução em 2027, declaro que tenho vínculo federativo como {papel} com {entidade}, sediado (a) na cidade de {cidade}.</w:t>
       </w:r>
       <w:r>
         <w:rPr>
